--- a/media/F2111/output_dir/需求规格说明追踪表.docx
+++ b/media/F2111/output_dir/需求规格说明追踪表.docx
@@ -642,6 +642,390 @@
           </w:p>
         </w:tc>
       </w:tr>
+      <w:tr>
+        <w:trPr>
+          <w:trHeight w:val="340"/>
+        </w:trPr>
+        <w:tc>
+          <w:tcPr>
+            <w:tcW w:w="235" w:type="pct"/>
+            <w:vAlign w:val="center"/>
+          </w:tcPr>
+          <w:p>
+            <w:pPr>
+              <w:numPr>
+                <w:ilvl w:val="0"/>
+                <w:numId w:val="59"/>
+              </w:numPr>
+              <w:jc w:val="center"/>
+              <w:rPr>
+                <w:b/>
+                <w:szCs w:val="21"/>
+              </w:rPr>
+            </w:pPr>
+          </w:p>
+        </w:tc>
+        <w:tc>
+          <w:tcPr>
+            <w:tcW w:w="619" w:type="pct"/>
+            <w:vAlign w:val="center"/>
+            <w:vMerge w:val="continue"/>
+          </w:tcPr>
+          <w:p>
+            <w:r>
+              <w:rPr>
+                <w:rFonts w:hint="eastAsia"/>
+              </w:rPr>
+              <w:t xml:space="preserve"/>
+            </w:r>
+          </w:p>
+        </w:tc>
+        <w:tc>
+          <w:tcPr>
+            <w:tcW w:w="1608" w:type="pct"/>
+            <w:vAlign w:val="center"/>
+            <w:vMerge w:val="continue"/>
+          </w:tcPr>
+          <w:p>
+            <w:r>
+              <w:rPr>
+                <w:rFonts w:hint="eastAsia"/>
+              </w:rPr>
+              <w:t xml:space="preserve"/>
+            </w:r>
+          </w:p>
+        </w:tc>
+        <w:tc>
+          <w:tcPr>
+            <w:tcW w:w="912" w:type="pct"/>
+            <w:vAlign w:val="center"/>
+          </w:tcPr>
+          <w:p>
+            <w:r>
+              <w:rPr>
+                <w:rFonts w:hint="eastAsia"/>
+              </w:rPr>
+              <w:t xml:space="preserve">6.2.4.2</w:t>
+            </w:r>
+          </w:p>
+        </w:tc>
+        <w:tc>
+          <w:tcPr>
+            <w:tcW w:w="822" w:type="pct"/>
+            <w:vAlign w:val="center"/>
+          </w:tcPr>
+          <w:p>
+            <w:r>
+              <w:rPr>
+                <w:rFonts w:hint="eastAsia"/>
+              </w:rPr>
+              <w:t xml:space="preserve">初始化功能2号</w:t>
+            </w:r>
+          </w:p>
+        </w:tc>
+        <w:tc>
+          <w:tcPr>
+            <w:tcW w:w="803" w:type="pct"/>
+            <w:vAlign w:val="center"/>
+          </w:tcPr>
+          <w:p>
+            <w:r>
+              <w:rPr>
+                <w:rFonts w:hint="eastAsia"/>
+              </w:rPr>
+              <w:t xml:space="preserve">XQ_SU_CSH2</w:t>
+            </w:r>
+          </w:p>
+        </w:tc>
+      </w:tr>
+      <w:tr>
+        <w:trPr>
+          <w:trHeight w:val="340"/>
+        </w:trPr>
+        <w:tc>
+          <w:tcPr>
+            <w:tcW w:w="235" w:type="pct"/>
+            <w:vAlign w:val="center"/>
+          </w:tcPr>
+          <w:p>
+            <w:pPr>
+              <w:numPr>
+                <w:ilvl w:val="0"/>
+                <w:numId w:val="59"/>
+              </w:numPr>
+              <w:jc w:val="center"/>
+              <w:rPr>
+                <w:b/>
+                <w:szCs w:val="21"/>
+              </w:rPr>
+            </w:pPr>
+          </w:p>
+        </w:tc>
+        <w:tc>
+          <w:tcPr>
+            <w:tcW w:w="619" w:type="pct"/>
+            <w:vAlign w:val="center"/>
+            <w:vMerge w:val="continue"/>
+          </w:tcPr>
+          <w:p>
+            <w:r>
+              <w:rPr>
+                <w:rFonts w:hint="eastAsia"/>
+              </w:rPr>
+              <w:t xml:space="preserve"/>
+            </w:r>
+          </w:p>
+        </w:tc>
+        <w:tc>
+          <w:tcPr>
+            <w:tcW w:w="1608" w:type="pct"/>
+            <w:vAlign w:val="center"/>
+            <w:vMerge w:val="continue"/>
+          </w:tcPr>
+          <w:p>
+            <w:r>
+              <w:rPr>
+                <w:rFonts w:hint="eastAsia"/>
+              </w:rPr>
+              <w:t xml:space="preserve"/>
+            </w:r>
+          </w:p>
+        </w:tc>
+        <w:tc>
+          <w:tcPr>
+            <w:tcW w:w="912" w:type="pct"/>
+            <w:vAlign w:val="center"/>
+          </w:tcPr>
+          <w:p>
+            <w:r>
+              <w:rPr>
+                <w:rFonts w:hint="eastAsia"/>
+              </w:rPr>
+              <w:t xml:space="preserve">6.2.4.4</w:t>
+            </w:r>
+          </w:p>
+        </w:tc>
+        <w:tc>
+          <w:tcPr>
+            <w:tcW w:w="822" w:type="pct"/>
+            <w:vAlign w:val="center"/>
+          </w:tcPr>
+          <w:p>
+            <w:r>
+              <w:rPr>
+                <w:rFonts w:hint="eastAsia"/>
+              </w:rPr>
+              <w:t xml:space="preserve">初始化3号</w:t>
+            </w:r>
+          </w:p>
+        </w:tc>
+        <w:tc>
+          <w:tcPr>
+            <w:tcW w:w="803" w:type="pct"/>
+            <w:vAlign w:val="center"/>
+          </w:tcPr>
+          <w:p>
+            <w:r>
+              <w:rPr>
+                <w:rFonts w:hint="eastAsia"/>
+              </w:rPr>
+              <w:t xml:space="preserve">XQ_SU_CSH3</w:t>
+            </w:r>
+          </w:p>
+        </w:tc>
+      </w:tr>
+      <w:tr>
+        <w:trPr>
+          <w:trHeight w:val="340"/>
+        </w:trPr>
+        <w:tc>
+          <w:tcPr>
+            <w:tcW w:w="235" w:type="pct"/>
+            <w:vAlign w:val="center"/>
+          </w:tcPr>
+          <w:p>
+            <w:pPr>
+              <w:numPr>
+                <w:ilvl w:val="0"/>
+                <w:numId w:val="59"/>
+              </w:numPr>
+              <w:jc w:val="center"/>
+              <w:rPr>
+                <w:b/>
+                <w:szCs w:val="21"/>
+              </w:rPr>
+            </w:pPr>
+          </w:p>
+        </w:tc>
+        <w:tc>
+          <w:tcPr>
+            <w:tcW w:w="619" w:type="pct"/>
+            <w:vAlign w:val="center"/>
+            <w:vMerge w:val="restart"/>
+          </w:tcPr>
+          <w:p>
+            <w:r>
+              <w:rPr>
+                <w:rFonts w:hint="eastAsia"/>
+              </w:rPr>
+              <w:t xml:space="preserve">3.1.4</w:t>
+            </w:r>
+          </w:p>
+        </w:tc>
+        <w:tc>
+          <w:tcPr>
+            <w:tcW w:w="1608" w:type="pct"/>
+            <w:vAlign w:val="center"/>
+            <w:vMerge w:val="restart"/>
+          </w:tcPr>
+          <w:p>
+            <w:r>
+              <w:rPr>
+                <w:rFonts w:hint="eastAsia"/>
+              </w:rPr>
+              <w:t xml:space="preserve">特殊功能测试</w:t>
+            </w:r>
+          </w:p>
+        </w:tc>
+        <w:tc>
+          <w:tcPr>
+            <w:tcW w:w="912" w:type="pct"/>
+            <w:vAlign w:val="center"/>
+          </w:tcPr>
+          <w:p>
+            <w:r>
+              <w:rPr>
+                <w:rFonts w:hint="eastAsia"/>
+              </w:rPr>
+              <w:t xml:space="preserve">6.2.4.3</w:t>
+            </w:r>
+          </w:p>
+        </w:tc>
+        <w:tc>
+          <w:tcPr>
+            <w:tcW w:w="822" w:type="pct"/>
+            <w:vAlign w:val="center"/>
+          </w:tcPr>
+          <w:p>
+            <w:r>
+              <w:rPr>
+                <w:rFonts w:hint="eastAsia"/>
+              </w:rPr>
+              <w:t xml:space="preserve">特殊公测试项</w:t>
+            </w:r>
+          </w:p>
+        </w:tc>
+        <w:tc>
+          <w:tcPr>
+            <w:tcW w:w="803" w:type="pct"/>
+            <w:vAlign w:val="center"/>
+          </w:tcPr>
+          <w:p>
+            <w:r>
+              <w:rPr>
+                <w:rFonts w:hint="eastAsia"/>
+              </w:rPr>
+              <w:t xml:space="preserve">XQ_SU_TSGN</w:t>
+            </w:r>
+          </w:p>
+        </w:tc>
+      </w:tr>
+      <w:tr>
+        <w:trPr>
+          <w:trHeight w:val="340"/>
+        </w:trPr>
+        <w:tc>
+          <w:tcPr>
+            <w:tcW w:w="235" w:type="pct"/>
+            <w:vAlign w:val="center"/>
+          </w:tcPr>
+          <w:p>
+            <w:pPr>
+              <w:numPr>
+                <w:ilvl w:val="0"/>
+                <w:numId w:val="59"/>
+              </w:numPr>
+              <w:jc w:val="center"/>
+              <w:rPr>
+                <w:b/>
+                <w:szCs w:val="21"/>
+              </w:rPr>
+            </w:pPr>
+          </w:p>
+        </w:tc>
+        <w:tc>
+          <w:tcPr>
+            <w:tcW w:w="619" w:type="pct"/>
+            <w:vAlign w:val="center"/>
+            <w:vMerge w:val="continue"/>
+          </w:tcPr>
+          <w:p>
+            <w:r>
+              <w:rPr>
+                <w:rFonts w:hint="eastAsia"/>
+              </w:rPr>
+              <w:t xml:space="preserve"/>
+            </w:r>
+          </w:p>
+        </w:tc>
+        <w:tc>
+          <w:tcPr>
+            <w:tcW w:w="1608" w:type="pct"/>
+            <w:vAlign w:val="center"/>
+            <w:vMerge w:val="continue"/>
+          </w:tcPr>
+          <w:p>
+            <w:r>
+              <w:rPr>
+                <w:rFonts w:hint="eastAsia"/>
+              </w:rPr>
+              <w:t xml:space="preserve"/>
+            </w:r>
+          </w:p>
+        </w:tc>
+        <w:tc>
+          <w:tcPr>
+            <w:tcW w:w="912" w:type="pct"/>
+            <w:vAlign w:val="center"/>
+          </w:tcPr>
+          <w:p>
+            <w:r>
+              <w:rPr>
+                <w:rFonts w:hint="eastAsia"/>
+              </w:rPr>
+              <w:t xml:space="preserve">6.2.4.5</w:t>
+            </w:r>
+          </w:p>
+        </w:tc>
+        <w:tc>
+          <w:tcPr>
+            <w:tcW w:w="822" w:type="pct"/>
+            <w:vAlign w:val="center"/>
+          </w:tcPr>
+          <w:p>
+            <w:r>
+              <w:rPr>
+                <w:rFonts w:hint="eastAsia"/>
+              </w:rPr>
+              <w:t xml:space="preserve">特殊测试项2号</w:t>
+            </w:r>
+          </w:p>
+        </w:tc>
+        <w:tc>
+          <w:tcPr>
+            <w:tcW w:w="803" w:type="pct"/>
+            <w:vAlign w:val="center"/>
+          </w:tcPr>
+          <w:p>
+            <w:r>
+              <w:rPr>
+                <w:rFonts w:hint="eastAsia"/>
+              </w:rPr>
+              <w:t xml:space="preserve">XQ_SU_TS22</w:t>
+            </w:r>
+          </w:p>
+        </w:tc>
+      </w:tr>
     </w:tbl>
     <w:p/>
     <w:sectPr>
